--- a/informes-growth/eli-lilly-2026-10-14/Eli Lilly - growth - 2026-10-14.docx
+++ b/informes-growth/eli-lilly-2026-10-14/Eli Lilly - growth - 2026-10-14.docx
@@ -4413,7 +4413,7 @@
         <w:t xml:space="preserve"> </w:t>
       </w:r>
       <w:r>
-        <w:t xml:space="preserve">(~20 %: Nu, argenx, Shopify, Axon y Snowflake) y liquidez de ≈27 EUR, así que solo cabe sustituir. Las más flojas son Shopify (≈+18 % al precio actual) y Snowflake (≈+16 %).</w:t>
+        <w:t xml:space="preserve">(~20 %: Nu, argenx, Shopify, Axon y Snowflake) y liquidez libre casi nula, así que solo cabe sustituir. Las más flojas son Shopify (≈+18 % al precio actual) y Snowflake (≈+16 %).</w:t>
       </w:r>
       <w:r>
         <w:t xml:space="preserve"> </w:t>
@@ -4877,7 +4877,7 @@
         <w:t xml:space="preserve">Si entrara</w:t>
       </w:r>
       <w:r>
-        <w:t xml:space="preserve">: 4 % (~1.250 EUR, 1 acción, que cuesta ~1.040 EUR) en un solo tramo, porque el mínimo de 1.000 EUR no admite dividir una acción de este precio. Mejor después de la guía 2027 (febrero) o con una caída hacia ≤ 1.163 USD sin cambio de tesis.</w:t>
+        <w:t xml:space="preserve">: 4 %, 1 acción, que cuesta en un solo tramo, porque el mínimo no admite dividir una acción de este precio. Mejor después de la guía 2027 (febrero) o con una caída hacia ≤ 1.163 USD sin cambio de tesis.</w:t>
       </w:r>
     </w:p>
     <w:bookmarkEnd w:id="32"/>

--- a/informes-growth/eli-lilly-2026-10-14/Eli Lilly - growth - 2026-10-14.docx
+++ b/informes-growth/eli-lilly-2026-10-14/Eli Lilly - growth - 2026-10-14.docx
@@ -20,19 +20,31 @@
           <w:bCs/>
           <w:b/>
         </w:rPr>
-        <w:t xml:space="preserve">Señal (método v9, vigente): Comprar (convicción media)</w:t>
-      </w:r>
-      <w:r>
-        <w:t xml:space="preserve"> </w:t>
-      </w:r>
-      <w:r>
-        <w:t xml:space="preserve">· Puntuación 85,5/100 · Señales de cambio de tendencia 7/8 · EV/beneficio bruto NTM 13,7x</w:t>
-      </w:r>
-      <w:r>
-        <w:t xml:space="preserve"> </w:t>
-      </w:r>
-      <w:r>
-        <w:t xml:space="preserve">Precio 1.166,51 USD (cierre del 13-oct) · Objetivo 12 m 1.349,4 USD (ponderada +16,3 %, base +19,6 %, bajista −44,9 %, alcista +70,8 %) · Compra hasta 1.292,5 USD (prudente, ≤ 1.163 USD)</w:t>
+        <w:t xml:space="preserve">Señal (método vigente v11): Mantener</w:t>
+      </w:r>
+      <w:r>
+        <w:t xml:space="preserve"> </w:t>
+      </w:r>
+      <w:r>
+        <w:t xml:space="preserve">· Puntuación 85,5/100 · Señales de cambio de tendencia 7/8 · EV/EBITDA ajustado NTM 22,8 veces</w:t>
+      </w:r>
+      <w:r>
+        <w:t xml:space="preserve"> </w:t>
+      </w:r>
+      <w:r>
+        <w:t xml:space="preserve">Precio 1.166,51 USD (fecha del informe) · Objetivo 12 m 1.146,8 USD · Ponderada −1,1 % · Base +0,9 % · Bajista −50,3 % · Alcista +44,1 % · Compra hasta 1.098,4 USD</w:t>
+      </w:r>
+      <w:r>
+        <w:t xml:space="preserve"> </w:t>
+      </w:r>
+      <w:r>
+        <w:t xml:space="preserve">Peso orientativo: 0 % de la cartera · Por qué: no compra: ponderada &lt; 5 %, bajista peor que -50 %</w:t>
+      </w:r>
+      <w:r>
+        <w:t xml:space="preserve"> </w:t>
+      </w:r>
+      <w:r>
+        <w:t xml:space="preserve">Cabecera rehecha con la v11 el 15-oct (auditoría de homogeneidad). Antes decía (método v9): Comprar (convicción media). El texto de abajo puede citar cifras de esa versión anterior; mandan las de esta cabecera.</w:t>
       </w:r>
       <w:r>
         <w:t xml:space="preserve"> </w:t>
@@ -55,54 +67,6 @@
       </w:r>
       <w:r>
         <w:t xml:space="preserve">Referencia v7: 85,5 puntos, Comprar (alta), ponderada +45,9 %, base +50,0 %, bajista −37,0 %, objetivo 1.695,4 USD, compra hasta 1.623,9 USD.</w:t>
-      </w:r>
-      <w:r>
-        <w:t xml:space="preserve"> </w:t>
-      </w:r>
-      <w:r>
-        <w:t xml:space="preserve">Peso orientativo: 4 %, pero</w:t>
-      </w:r>
-      <w:r>
-        <w:t xml:space="preserve"> </w:t>
-      </w:r>
-      <w:r>
-        <w:rPr>
-          <w:bCs/>
-          <w:b/>
-        </w:rPr>
-        <w:t xml:space="preserve">el bolsillo growth está lleno</w:t>
-      </w:r>
-      <w:r>
-        <w:t xml:space="preserve">. Al precio actual no supera a Shopify (+18 %) ni a Snowflake (+16 %), así que</w:t>
-      </w:r>
-      <w:r>
-        <w:t xml:space="preserve"> </w:t>
-      </w:r>
-      <w:r>
-        <w:rPr>
-          <w:bCs/>
-          <w:b/>
-        </w:rPr>
-        <w:t xml:space="preserve">no sustituye a ninguna</w:t>
-      </w:r>
-      <w:r>
-        <w:t xml:space="preserve">. Queda</w:t>
-      </w:r>
-      <w:r>
-        <w:t xml:space="preserve"> </w:t>
-      </w:r>
-      <w:r>
-        <w:rPr>
-          <w:bCs/>
-          <w:b/>
-        </w:rPr>
-        <w:t xml:space="preserve">cuarta en la lista de suplentes</w:t>
-      </w:r>
-      <w:r>
-        <w:t xml:space="preserve"> </w:t>
-      </w:r>
-      <w:r>
-        <w:t xml:space="preserve">(sección 13).</w:t>
       </w:r>
     </w:p>
     <w:p>
